--- a/assets/Ademoroti-Emmanuel-Full-Stack-CV.docx
+++ b/assets/Ademoroti-Emmanuel-Full-Stack-CV.docx
@@ -1,6 +1,6 @@
 
 <file path=word/document.xml><?xml version="1.0" encoding="utf-8"?>
-<w:document xmlns:wpc="http://schemas.microsoft.com/office/word/2010/wordprocessingCanvas" xmlns:cx="http://schemas.microsoft.com/office/drawing/2014/chartex" xmlns:cx1="http://schemas.microsoft.com/office/drawing/2015/9/8/chartex" xmlns:cx2="http://schemas.microsoft.com/office/drawing/2015/10/21/chartex" xmlns:cx3="http://schemas.microsoft.com/office/drawing/2016/5/9/chartex" xmlns:cx4="http://schemas.microsoft.com/office/drawing/2016/5/10/chartex" xmlns:cx5="http://schemas.microsoft.com/office/drawing/2016/5/11/chartex" xmlns:cx6="http://schemas.microsoft.com/office/drawing/2016/5/12/chartex" xmlns:cx7="http://schemas.microsoft.com/office/drawing/2016/5/13/chartex" xmlns:cx8="http://schemas.microsoft.com/office/drawing/2016/5/14/chartex" xmlns:mc="http://schemas.openxmlformats.org/markup-compatibility/2006" xmlns:aink="http://schemas.microsoft.com/office/drawing/2016/ink" xmlns:am3d="http://schemas.microsoft.com/office/drawing/2017/model3d" xmlns:o="urn:schemas-microsoft-com:office:office" xmlns:oel="http://schemas.microsoft.com/office/2019/extlst" xmlns:r="http://schemas.openxmlformats.org/officeDocument/2006/relationships" xmlns:m="http://schemas.openxmlformats.org/officeDocument/2006/math" xmlns:v="urn:schemas-microsoft-com:vml" xmlns:wp14="http://schemas.microsoft.com/office/word/2010/wordprocessingDrawing" xmlns:wp="http://schemas.openxmlformats.org/drawingml/2006/wordprocessingDrawing" xmlns:w10="urn:schemas-microsoft-com:office:word" xmlns:w="http://schemas.openxmlformats.org/wordprocessingml/2006/main" xmlns:w14="http://schemas.microsoft.com/office/word/2010/wordml" xmlns:w15="http://schemas.microsoft.com/office/word/2012/wordml" xmlns:w16cex="http://schemas.microsoft.com/office/word/2018/wordml/cex" xmlns:w16cid="http://schemas.microsoft.com/office/word/2016/wordml/cid" xmlns:w16="http://schemas.microsoft.com/office/word/2018/wordml" xmlns:w16du="http://schemas.microsoft.com/office/word/2023/wordml/word16du" xmlns:w16sdtdh="http://schemas.microsoft.com/office/word/2020/wordml/sdtdatahash" xmlns:w16sdtfl="http://schemas.microsoft.com/office/word/2024/wordml/sdtformatlock" xmlns:w16se="http://schemas.microsoft.com/office/word/2015/wordml/symex" xmlns:wpg="http://schemas.microsoft.com/office/word/2010/wordprocessingGroup" xmlns:wpi="http://schemas.microsoft.com/office/word/2010/wordprocessingInk" xmlns:wne="http://schemas.microsoft.com/office/word/2006/wordml" xmlns:wps="http://schemas.microsoft.com/office/word/2010/wordprocessingShape" mc:Ignorable="w14 w15 w16se w16cid w16 w16cex w16sdtdh w16sdtfl w16du wp14">
+<w:document xmlns:wpc="http://schemas.microsoft.com/office/word/2010/wordprocessingCanvas" xmlns:cx="http://schemas.microsoft.com/office/drawing/2014/chartex" xmlns:cx1="http://schemas.microsoft.com/office/drawing/2015/9/8/chartex" xmlns:cx2="http://schemas.microsoft.com/office/drawing/2015/10/21/chartex" xmlns:cx3="http://schemas.microsoft.com/office/drawing/2016/5/9/chartex" xmlns:cx4="http://schemas.microsoft.com/office/drawing/2016/5/10/chartex" xmlns:cx5="http://schemas.microsoft.com/office/drawing/2016/5/11/chartex" xmlns:cx6="http://schemas.microsoft.com/office/drawing/2016/5/12/chartex" xmlns:cx7="http://schemas.microsoft.com/office/drawing/2016/5/13/chartex" xmlns:cx8="http://schemas.microsoft.com/office/drawing/2016/5/14/chartex" xmlns:mc="http://schemas.openxmlformats.org/markup-compatibility/2006" xmlns:aink="http://schemas.microsoft.com/office/drawing/2016/ink" xmlns:am3d="http://schemas.microsoft.com/office/drawing/2017/model3d" xmlns:o="urn:schemas-microsoft-com:office:office" xmlns:oel="http://schemas.microsoft.com/office/2019/extlst" xmlns:r="http://schemas.openxmlformats.org/officeDocument/2006/relationships" xmlns:m="http://schemas.openxmlformats.org/officeDocument/2006/math" xmlns:v="urn:schemas-microsoft-com:vml" xmlns:wp14="http://schemas.microsoft.com/office/word/2010/wordprocessingDrawing" xmlns:wp="http://schemas.openxmlformats.org/drawingml/2006/wordprocessingDrawing" xmlns:w10="urn:schemas-microsoft-com:office:word" xmlns:w="http://schemas.openxmlformats.org/wordprocessingml/2006/main" xmlns:w14="http://schemas.microsoft.com/office/word/2010/wordml" xmlns:w15="http://schemas.microsoft.com/office/word/2012/wordml" xmlns:w16cei="http://schemas.microsoft.com/office/word/2026/wordml/cei" xmlns:w16cex="http://schemas.microsoft.com/office/word/2018/wordml/cex" xmlns:w16cid="http://schemas.microsoft.com/office/word/2016/wordml/cid" xmlns:w16="http://schemas.microsoft.com/office/word/2018/wordml" xmlns:w16du="http://schemas.microsoft.com/office/word/2023/wordml/word16du" xmlns:w16sdtdh="http://schemas.microsoft.com/office/word/2020/wordml/sdtdatahash" xmlns:w16sdtfl="http://schemas.microsoft.com/office/word/2024/wordml/sdtformatlock" xmlns:w16se="http://schemas.microsoft.com/office/word/2015/wordml/symex" xmlns:wpg="http://schemas.microsoft.com/office/word/2010/wordprocessingGroup" xmlns:wpi="http://schemas.microsoft.com/office/word/2010/wordprocessingInk" xmlns:wne="http://schemas.microsoft.com/office/word/2006/wordml" xmlns:wps="http://schemas.microsoft.com/office/word/2010/wordprocessingShape" mc:Ignorable="w14 w15 w16se w16cid w16 w16cex w16sdtdh w16sdtfl w16du wp14">
   <w:body>
     <w:p>
       <w:pPr>
@@ -586,6 +586,38 @@
     <w:p>
       <w:pPr>
         <w:pStyle w:val="ListBullet"/>
+      </w:pPr>
+      <w:r>
+        <w:t>Agentic AI Foundations: Build RAG &amp; MCP Chatbots</w:t>
+      </w:r>
+      <w:r>
+        <w:t xml:space="preserve">, </w:t>
+      </w:r>
+      <w:r>
+        <w:t>LearnKartS</w:t>
+      </w:r>
+      <w:r>
+        <w:t>-Cousera | 2026</w:t>
+      </w:r>
+    </w:p>
+    <w:p>
+      <w:pPr>
+        <w:pStyle w:val="ListBullet"/>
+      </w:pPr>
+      <w:r>
+        <w:t>Python for Data Science, AI &amp; Development</w:t>
+      </w:r>
+      <w:r>
+        <w:rPr>
+          <w:rFonts w:ascii="Cambria" w:eastAsia="Cambria" w:hAnsi="Cambria"/>
+          <w:sz w:val="22"/>
+        </w:rPr>
+        <w:t>, IBM-Coursera | 2026</w:t>
+      </w:r>
+    </w:p>
+    <w:p>
+      <w:pPr>
+        <w:pStyle w:val="ListBullet"/>
         <w:spacing w:after="30" w:line="252" w:lineRule="auto"/>
       </w:pPr>
       <w:r>
@@ -593,30 +625,6 @@
           <w:color w:val="111111"/>
         </w:rPr>
         <w:t>Introduction to Artificial Intelligence - Coursera / IBM, 2025</w:t>
-      </w:r>
-    </w:p>
-    <w:p>
-      <w:pPr>
-        <w:pStyle w:val="ListBullet"/>
-        <w:spacing w:after="30" w:line="252" w:lineRule="auto"/>
-      </w:pPr>
-      <w:r>
-        <w:rPr>
-          <w:color w:val="111111"/>
-        </w:rPr>
-        <w:t>Python Programming - Coursera / IBM, 2025</w:t>
-      </w:r>
-    </w:p>
-    <w:p>
-      <w:pPr>
-        <w:pStyle w:val="ListBullet"/>
-        <w:spacing w:after="30" w:line="252" w:lineRule="auto"/>
-      </w:pPr>
-      <w:r>
-        <w:rPr>
-          <w:color w:val="111111"/>
-        </w:rPr>
-        <w:t>Agentic AI Engineering - Coursera / IBM, in progress</w:t>
       </w:r>
     </w:p>
     <w:p>
@@ -690,7 +698,7 @@
 </file>
 
 <file path=word/numbering.xml><?xml version="1.0" encoding="utf-8"?>
-<w:numbering xmlns:wpc="http://schemas.microsoft.com/office/word/2010/wordprocessingCanvas" xmlns:cx="http://schemas.microsoft.com/office/drawing/2014/chartex" xmlns:cx1="http://schemas.microsoft.com/office/drawing/2015/9/8/chartex" xmlns:cx2="http://schemas.microsoft.com/office/drawing/2015/10/21/chartex" xmlns:cx3="http://schemas.microsoft.com/office/drawing/2016/5/9/chartex" xmlns:cx4="http://schemas.microsoft.com/office/drawing/2016/5/10/chartex" xmlns:cx5="http://schemas.microsoft.com/office/drawing/2016/5/11/chartex" xmlns:cx6="http://schemas.microsoft.com/office/drawing/2016/5/12/chartex" xmlns:cx7="http://schemas.microsoft.com/office/drawing/2016/5/13/chartex" xmlns:cx8="http://schemas.microsoft.com/office/drawing/2016/5/14/chartex" xmlns:mc="http://schemas.openxmlformats.org/markup-compatibility/2006" xmlns:aink="http://schemas.microsoft.com/office/drawing/2016/ink" xmlns:am3d="http://schemas.microsoft.com/office/drawing/2017/model3d" xmlns:o="urn:schemas-microsoft-com:office:office" xmlns:oel="http://schemas.microsoft.com/office/2019/extlst" xmlns:r="http://schemas.openxmlformats.org/officeDocument/2006/relationships" xmlns:m="http://schemas.openxmlformats.org/officeDocument/2006/math" xmlns:v="urn:schemas-microsoft-com:vml" xmlns:wp14="http://schemas.microsoft.com/office/word/2010/wordprocessingDrawing" xmlns:wp="http://schemas.openxmlformats.org/drawingml/2006/wordprocessingDrawing" xmlns:w10="urn:schemas-microsoft-com:office:word" xmlns:w="http://schemas.openxmlformats.org/wordprocessingml/2006/main" xmlns:w14="http://schemas.microsoft.com/office/word/2010/wordml" xmlns:w15="http://schemas.microsoft.com/office/word/2012/wordml" xmlns:w16cex="http://schemas.microsoft.com/office/word/2018/wordml/cex" xmlns:w16cid="http://schemas.microsoft.com/office/word/2016/wordml/cid" xmlns:w16="http://schemas.microsoft.com/office/word/2018/wordml" xmlns:w16du="http://schemas.microsoft.com/office/word/2023/wordml/word16du" xmlns:w16sdtdh="http://schemas.microsoft.com/office/word/2020/wordml/sdtdatahash" xmlns:w16sdtfl="http://schemas.microsoft.com/office/word/2024/wordml/sdtformatlock" xmlns:w16se="http://schemas.microsoft.com/office/word/2015/wordml/symex" xmlns:wpg="http://schemas.microsoft.com/office/word/2010/wordprocessingGroup" xmlns:wpi="http://schemas.microsoft.com/office/word/2010/wordprocessingInk" xmlns:wne="http://schemas.microsoft.com/office/word/2006/wordml" xmlns:wps="http://schemas.microsoft.com/office/word/2010/wordprocessingShape" mc:Ignorable="w14 w15 w16se w16cid w16 w16cex w16sdtdh w16sdtfl w16du wp14">
+<w:numbering xmlns:wpc="http://schemas.microsoft.com/office/word/2010/wordprocessingCanvas" xmlns:cx="http://schemas.microsoft.com/office/drawing/2014/chartex" xmlns:cx1="http://schemas.microsoft.com/office/drawing/2015/9/8/chartex" xmlns:cx2="http://schemas.microsoft.com/office/drawing/2015/10/21/chartex" xmlns:cx3="http://schemas.microsoft.com/office/drawing/2016/5/9/chartex" xmlns:cx4="http://schemas.microsoft.com/office/drawing/2016/5/10/chartex" xmlns:cx5="http://schemas.microsoft.com/office/drawing/2016/5/11/chartex" xmlns:cx6="http://schemas.microsoft.com/office/drawing/2016/5/12/chartex" xmlns:cx7="http://schemas.microsoft.com/office/drawing/2016/5/13/chartex" xmlns:cx8="http://schemas.microsoft.com/office/drawing/2016/5/14/chartex" xmlns:mc="http://schemas.openxmlformats.org/markup-compatibility/2006" xmlns:aink="http://schemas.microsoft.com/office/drawing/2016/ink" xmlns:am3d="http://schemas.microsoft.com/office/drawing/2017/model3d" xmlns:o="urn:schemas-microsoft-com:office:office" xmlns:oel="http://schemas.microsoft.com/office/2019/extlst" xmlns:r="http://schemas.openxmlformats.org/officeDocument/2006/relationships" xmlns:m="http://schemas.openxmlformats.org/officeDocument/2006/math" xmlns:v="urn:schemas-microsoft-com:vml" xmlns:wp14="http://schemas.microsoft.com/office/word/2010/wordprocessingDrawing" xmlns:wp="http://schemas.openxmlformats.org/drawingml/2006/wordprocessingDrawing" xmlns:w10="urn:schemas-microsoft-com:office:word" xmlns:w="http://schemas.openxmlformats.org/wordprocessingml/2006/main" xmlns:w14="http://schemas.microsoft.com/office/word/2010/wordml" xmlns:w15="http://schemas.microsoft.com/office/word/2012/wordml" xmlns:w16cei="http://schemas.microsoft.com/office/word/2026/wordml/cei" xmlns:w16cex="http://schemas.microsoft.com/office/word/2018/wordml/cex" xmlns:w16cid="http://schemas.microsoft.com/office/word/2016/wordml/cid" xmlns:w16="http://schemas.microsoft.com/office/word/2018/wordml" xmlns:w16du="http://schemas.microsoft.com/office/word/2023/wordml/word16du" xmlns:w16sdtdh="http://schemas.microsoft.com/office/word/2020/wordml/sdtdatahash" xmlns:w16sdtfl="http://schemas.microsoft.com/office/word/2024/wordml/sdtformatlock" xmlns:w16se="http://schemas.microsoft.com/office/word/2015/wordml/symex" xmlns:wpg="http://schemas.microsoft.com/office/word/2010/wordprocessingGroup" xmlns:wpi="http://schemas.microsoft.com/office/word/2010/wordprocessingInk" xmlns:wne="http://schemas.microsoft.com/office/word/2006/wordml" xmlns:wps="http://schemas.microsoft.com/office/word/2010/wordprocessingShape" mc:Ignorable="w14 w15 w16se w16cid w16 w16cex w16sdtdh w16sdtfl w16du wp14">
   <w:abstractNum w:abstractNumId="0" w15:restartNumberingAfterBreak="0">
     <w:nsid w:val="FFFFFF7C"/>
     <w:multiLevelType w:val="singleLevel"/>
@@ -859,6 +867,119 @@
       </w:pPr>
       <w:rPr>
         <w:rFonts w:ascii="Symbol" w:hAnsi="Symbol" w:hint="default"/>
+      </w:rPr>
+    </w:lvl>
+  </w:abstractNum>
+  <w:abstractNum w:abstractNumId="9" w15:restartNumberingAfterBreak="0">
+    <w:nsid w:val="62B86FF2"/>
+    <w:multiLevelType w:val="hybridMultilevel"/>
+    <w:tmpl w:val="9072E85A"/>
+    <w:lvl w:ilvl="0" w:tplc="04090001">
+      <w:start w:val="1"/>
+      <w:numFmt w:val="bullet"/>
+      <w:lvlText w:val=""/>
+      <w:lvlJc w:val="left"/>
+      <w:pPr>
+        <w:ind w:left="360" w:hanging="360"/>
+      </w:pPr>
+      <w:rPr>
+        <w:rFonts w:ascii="Symbol" w:hAnsi="Symbol" w:hint="default"/>
+      </w:rPr>
+    </w:lvl>
+    <w:lvl w:ilvl="1" w:tplc="04090003" w:tentative="1">
+      <w:start w:val="1"/>
+      <w:numFmt w:val="bullet"/>
+      <w:lvlText w:val="o"/>
+      <w:lvlJc w:val="left"/>
+      <w:pPr>
+        <w:ind w:left="1080" w:hanging="360"/>
+      </w:pPr>
+      <w:rPr>
+        <w:rFonts w:ascii="Courier New" w:hAnsi="Courier New" w:cs="Courier New" w:hint="default"/>
+      </w:rPr>
+    </w:lvl>
+    <w:lvl w:ilvl="2" w:tplc="04090005" w:tentative="1">
+      <w:start w:val="1"/>
+      <w:numFmt w:val="bullet"/>
+      <w:lvlText w:val=""/>
+      <w:lvlJc w:val="left"/>
+      <w:pPr>
+        <w:ind w:left="1800" w:hanging="360"/>
+      </w:pPr>
+      <w:rPr>
+        <w:rFonts w:ascii="Wingdings" w:hAnsi="Wingdings" w:hint="default"/>
+      </w:rPr>
+    </w:lvl>
+    <w:lvl w:ilvl="3" w:tplc="04090001" w:tentative="1">
+      <w:start w:val="1"/>
+      <w:numFmt w:val="bullet"/>
+      <w:lvlText w:val=""/>
+      <w:lvlJc w:val="left"/>
+      <w:pPr>
+        <w:ind w:left="2520" w:hanging="360"/>
+      </w:pPr>
+      <w:rPr>
+        <w:rFonts w:ascii="Symbol" w:hAnsi="Symbol" w:hint="default"/>
+      </w:rPr>
+    </w:lvl>
+    <w:lvl w:ilvl="4" w:tplc="04090003" w:tentative="1">
+      <w:start w:val="1"/>
+      <w:numFmt w:val="bullet"/>
+      <w:lvlText w:val="o"/>
+      <w:lvlJc w:val="left"/>
+      <w:pPr>
+        <w:ind w:left="3240" w:hanging="360"/>
+      </w:pPr>
+      <w:rPr>
+        <w:rFonts w:ascii="Courier New" w:hAnsi="Courier New" w:cs="Courier New" w:hint="default"/>
+      </w:rPr>
+    </w:lvl>
+    <w:lvl w:ilvl="5" w:tplc="04090005" w:tentative="1">
+      <w:start w:val="1"/>
+      <w:numFmt w:val="bullet"/>
+      <w:lvlText w:val=""/>
+      <w:lvlJc w:val="left"/>
+      <w:pPr>
+        <w:ind w:left="3960" w:hanging="360"/>
+      </w:pPr>
+      <w:rPr>
+        <w:rFonts w:ascii="Wingdings" w:hAnsi="Wingdings" w:hint="default"/>
+      </w:rPr>
+    </w:lvl>
+    <w:lvl w:ilvl="6" w:tplc="04090001" w:tentative="1">
+      <w:start w:val="1"/>
+      <w:numFmt w:val="bullet"/>
+      <w:lvlText w:val=""/>
+      <w:lvlJc w:val="left"/>
+      <w:pPr>
+        <w:ind w:left="4680" w:hanging="360"/>
+      </w:pPr>
+      <w:rPr>
+        <w:rFonts w:ascii="Symbol" w:hAnsi="Symbol" w:hint="default"/>
+      </w:rPr>
+    </w:lvl>
+    <w:lvl w:ilvl="7" w:tplc="04090003" w:tentative="1">
+      <w:start w:val="1"/>
+      <w:numFmt w:val="bullet"/>
+      <w:lvlText w:val="o"/>
+      <w:lvlJc w:val="left"/>
+      <w:pPr>
+        <w:ind w:left="5400" w:hanging="360"/>
+      </w:pPr>
+      <w:rPr>
+        <w:rFonts w:ascii="Courier New" w:hAnsi="Courier New" w:cs="Courier New" w:hint="default"/>
+      </w:rPr>
+    </w:lvl>
+    <w:lvl w:ilvl="8" w:tplc="04090005" w:tentative="1">
+      <w:start w:val="1"/>
+      <w:numFmt w:val="bullet"/>
+      <w:lvlText w:val=""/>
+      <w:lvlJc w:val="left"/>
+      <w:pPr>
+        <w:ind w:left="6120" w:hanging="360"/>
+      </w:pPr>
+      <w:rPr>
+        <w:rFonts w:ascii="Wingdings" w:hAnsi="Wingdings" w:hint="default"/>
       </w:rPr>
     </w:lvl>
   </w:abstractNum>
@@ -888,6 +1009,9 @@
   </w:num>
   <w:num w:numId="9" w16cid:durableId="1074358529">
     <w:abstractNumId w:val="0"/>
+  </w:num>
+  <w:num w:numId="10" w16cid:durableId="744574459">
+    <w:abstractNumId w:val="9"/>
   </w:num>
 </w:numbering>
 </file>
@@ -12279,6 +12403,21 @@
       </w:tcPr>
     </w:tblStylePr>
   </w:style>
+  <w:style w:type="paragraph" w:customStyle="1" w:styleId="CVBullet">
+    <w:name w:val="CV Bullet"/>
+    <w:rsid w:val="00A3565A"/>
+    <w:pPr>
+      <w:tabs>
+        <w:tab w:val="left" w:pos="360"/>
+      </w:tabs>
+      <w:spacing w:after="0" w:line="240" w:lineRule="auto"/>
+      <w:ind w:left="360" w:hanging="360"/>
+    </w:pPr>
+    <w:rPr>
+      <w:rFonts w:ascii="Cambria" w:eastAsia="Cambria" w:hAnsi="Cambria"/>
+      <w:color w:val="000000"/>
+    </w:rPr>
+  </w:style>
 </w:styles>
 </file>
 
